--- a/docs/README.docx
+++ b/docs/README.docx
@@ -28,7 +28,7 @@
         </w:p>
       </w:sdtContent>
     </w:sdt>
-    <w:bookmarkStart w:id="26" w:name="documentation-index"/>
+    <w:bookmarkStart w:id="27" w:name="documentation-index"/>
     <w:p>
       <w:pPr>
         <w:pStyle w:val="Heading1"/>
@@ -113,7 +113,7 @@
         <w:t xml:space="preserve">decisions, and escalation points.</w:t>
       </w:r>
     </w:p>
-    <w:bookmarkStart w:id="20" w:name="recommended-reading-order"/>
+    <w:bookmarkStart w:id="21" w:name="recommended-reading-order"/>
     <w:p>
       <w:pPr>
         <w:pStyle w:val="Heading2"/>
@@ -169,6 +169,23 @@
           <w:rPr>
             <w:rStyle w:val="Hyperlink"/>
           </w:rPr>
+          <w:t xml:space="preserve">Step-by-Step Testing Instructions</w:t>
+        </w:r>
+      </w:hyperlink>
+    </w:p>
+    <w:p>
+      <w:pPr>
+        <w:pStyle w:val="Compact"/>
+        <w:numPr>
+          <w:ilvl w:val="0"/>
+          <w:numId w:val="1002"/>
+        </w:numPr>
+      </w:pPr>
+      <w:hyperlink r:id="rId12">
+        <w:r>
+          <w:rPr>
+            <w:rStyle w:val="Hyperlink"/>
+          </w:rPr>
           <w:t xml:space="preserve">Phase 1: Foundation and Bootstrap</w:t>
         </w:r>
       </w:hyperlink>
@@ -181,7 +198,7 @@
           <w:numId w:val="1002"/>
         </w:numPr>
       </w:pPr>
-      <w:hyperlink r:id="rId12">
+      <w:hyperlink r:id="rId13">
         <w:r>
           <w:rPr>
             <w:rStyle w:val="Hyperlink"/>
@@ -198,7 +215,7 @@
           <w:numId w:val="1002"/>
         </w:numPr>
       </w:pPr>
-      <w:hyperlink r:id="rId13">
+      <w:hyperlink r:id="rId14">
         <w:r>
           <w:rPr>
             <w:rStyle w:val="Hyperlink"/>
@@ -215,7 +232,7 @@
           <w:numId w:val="1002"/>
         </w:numPr>
       </w:pPr>
-      <w:hyperlink r:id="rId14">
+      <w:hyperlink r:id="rId15">
         <w:r>
           <w:rPr>
             <w:rStyle w:val="Hyperlink"/>
@@ -232,7 +249,7 @@
           <w:numId w:val="1002"/>
         </w:numPr>
       </w:pPr>
-      <w:hyperlink r:id="rId15">
+      <w:hyperlink r:id="rId16">
         <w:r>
           <w:rPr>
             <w:rStyle w:val="Hyperlink"/>
@@ -249,7 +266,7 @@
           <w:numId w:val="1002"/>
         </w:numPr>
       </w:pPr>
-      <w:hyperlink r:id="rId16">
+      <w:hyperlink r:id="rId17">
         <w:r>
           <w:rPr>
             <w:rStyle w:val="Hyperlink"/>
@@ -266,7 +283,7 @@
           <w:numId w:val="1002"/>
         </w:numPr>
       </w:pPr>
-      <w:hyperlink r:id="rId17">
+      <w:hyperlink r:id="rId18">
         <w:r>
           <w:rPr>
             <w:rStyle w:val="Hyperlink"/>
@@ -283,7 +300,7 @@
           <w:numId w:val="1002"/>
         </w:numPr>
       </w:pPr>
-      <w:hyperlink r:id="rId18">
+      <w:hyperlink r:id="rId19">
         <w:r>
           <w:rPr>
             <w:rStyle w:val="Hyperlink"/>
@@ -300,7 +317,7 @@
           <w:numId w:val="1002"/>
         </w:numPr>
       </w:pPr>
-      <w:hyperlink r:id="rId19">
+      <w:hyperlink r:id="rId20">
         <w:r>
           <w:rPr>
             <w:rStyle w:val="Hyperlink"/>
@@ -309,8 +326,8 @@
         </w:r>
       </w:hyperlink>
     </w:p>
-    <w:bookmarkEnd w:id="20"/>
-    <w:bookmarkStart w:id="21" w:name="documentation-map"/>
+    <w:bookmarkEnd w:id="21"/>
+    <w:bookmarkStart w:id="22" w:name="documentation-map"/>
     <w:p>
       <w:pPr>
         <w:pStyle w:val="Heading2"/>
@@ -421,6 +438,33 @@
               <w:rPr>
                 <w:rStyle w:val="VerbatimChar"/>
               </w:rPr>
+              <w:t xml:space="preserve">step-by-step-testing-instructions.md</w:t>
+            </w:r>
+          </w:p>
+        </w:tc>
+        <w:tc>
+          <w:tcPr/>
+          <w:p>
+            <w:pPr>
+              <w:pStyle w:val="Compact"/>
+            </w:pPr>
+            <w:r>
+              <w:t xml:space="preserve">Exact API, workflow, studio, protocol, and UI test steps with expected responses</w:t>
+            </w:r>
+          </w:p>
+        </w:tc>
+      </w:tr>
+      <w:tr>
+        <w:tc>
+          <w:tcPr/>
+          <w:p>
+            <w:pPr>
+              <w:pStyle w:val="Compact"/>
+            </w:pPr>
+            <w:r>
+              <w:rPr>
+                <w:rStyle w:val="VerbatimChar"/>
+              </w:rPr>
               <w:t xml:space="preserve">phases/</w:t>
             </w:r>
           </w:p>
@@ -492,8 +536,8 @@
         </w:tc>
       </w:tr>
     </w:tbl>
-    <w:bookmarkEnd w:id="21"/>
-    <w:bookmarkStart w:id="22" w:name="revision-040-additions"/>
+    <w:bookmarkEnd w:id="22"/>
+    <w:bookmarkStart w:id="23" w:name="revision-040-additions"/>
     <w:p>
       <w:pPr>
         <w:pStyle w:val="Heading2"/>
@@ -588,8 +632,8 @@
         <w:t xml:space="preserve">2026-04-29</w:t>
       </w:r>
     </w:p>
-    <w:bookmarkEnd w:id="22"/>
-    <w:bookmarkStart w:id="23" w:name="Xd75e5af243604a0c03a832ab7a77065a417076b"/>
+    <w:bookmarkEnd w:id="23"/>
+    <w:bookmarkStart w:id="24" w:name="Xd75e5af243604a0c03a832ab7a77065a417076b"/>
     <w:p>
       <w:pPr>
         <w:pStyle w:val="Heading2"/>
@@ -803,8 +847,8 @@
         <w:t xml:space="preserve">compositions already available for reuse or adaptation.</w:t>
       </w:r>
     </w:p>
-    <w:bookmarkEnd w:id="23"/>
-    <w:bookmarkStart w:id="24" w:name="recommended-reading-for-the-new-material"/>
+    <w:bookmarkEnd w:id="24"/>
+    <w:bookmarkStart w:id="25" w:name="recommended-reading-for-the-new-material"/>
     <w:p>
       <w:pPr>
         <w:pStyle w:val="Heading2"/>
@@ -838,7 +882,7 @@
           <w:numId w:val="1006"/>
         </w:numPr>
       </w:pPr>
-      <w:hyperlink r:id="rId19">
+      <w:hyperlink r:id="rId20">
         <w:r>
           <w:rPr>
             <w:rStyle w:val="Hyperlink"/>
@@ -871,8 +915,8 @@
         <w:t xml:space="preserve">the workflow guides for invoice and prior authorization</w:t>
       </w:r>
     </w:p>
-    <w:bookmarkEnd w:id="24"/>
-    <w:bookmarkStart w:id="25" w:name="scope-note"/>
+    <w:bookmarkEnd w:id="25"/>
+    <w:bookmarkStart w:id="26" w:name="scope-note"/>
     <w:p>
       <w:pPr>
         <w:pStyle w:val="Heading2"/>
@@ -963,8 +1007,8 @@
         <w:t xml:space="preserve">production hardening still needs to be added.</w:t>
       </w:r>
     </w:p>
-    <w:bookmarkEnd w:id="25"/>
     <w:bookmarkEnd w:id="26"/>
+    <w:bookmarkEnd w:id="27"/>
     <w:sectPr>
       <w:footnotePr>
         <w:numRestart w:val="eachSect"/>
